--- a/docs/02-system-architecture.docx
+++ b/docs/02-system-architecture.docx
@@ -20,7 +20,12 @@
         <w:pStyle w:val="Heading2"/>
       </w:pPr>
       <w:r>
-        <w:t>Current architecture (local development — the only environment that exists)</w:t>
+        <w:t>Local development architecture</w:t>
+      </w:r>
+    </w:p>
+    <w:p>
+      <w:r>
+        <w:t>(See "Production architecture," below, for the live deployment — this section documents local dev only.)</w:t>
       </w:r>
     </w:p>
     <w:p>
@@ -227,7 +232,7 @@
           </w:tcPr>
           <w:p>
             <w:r>
-              <w:t xml:space="preserve">Not applicable — nothing is internet-facing yet; browser talks directly to </w:t>
+              <w:t xml:space="preserve">In local dev: not applicable, browser talks directly to </w:t>
             </w:r>
             <w:r>
               <w:rPr>
@@ -237,7 +242,16 @@
               <w:t>localhost</w:t>
             </w:r>
             <w:r>
-              <w:t xml:space="preserve"> ports</w:t>
+              <w:t xml:space="preserve"> ports. </w:t>
+            </w:r>
+            <w:r>
+              <w:rPr>
+                <w:b/>
+              </w:rPr>
+              <w:t>In production this flow is real</w:t>
+            </w:r>
+            <w:r>
+              <w:t>, just satisfied by Netlify/Render's own edge + managed TLS instead of a self-hosted Traefik — see "Production architecture," below</w:t>
             </w:r>
           </w:p>
         </w:tc>
@@ -890,12 +904,242 @@
         <w:pStyle w:val="Heading2"/>
       </w:pPr>
       <w:r>
-        <w:t>Target architecture (future — not built)</w:t>
+        <w:t>Production architecture (live today)</w:t>
       </w:r>
     </w:p>
     <w:p>
       <w:r>
-        <w:t>When ChrisPa moves beyond local development, the realistic target (right-sized for a small business, not the template's full self-hosted stack) is:</w:t>
+        <w:t>ChrisPa moved beyond local development onto exactly the right-sized target below — managed platforms instead of a self-hosted edge, no Traefik/Ansible/containers required to get there:</w:t>
+      </w:r>
+    </w:p>
+    <w:p>
+      <w:r>
+        <w:rPr>
+          <w:rFonts w:ascii="Consolas" w:hAnsi="Consolas"/>
+          <w:sz w:val="19"/>
+        </w:rPr>
+        <w:t>Internet</w:t>
+      </w:r>
+    </w:p>
+    <w:p>
+      <w:r>
+        <w:rPr>
+          <w:rFonts w:ascii="Consolas" w:hAnsi="Consolas"/>
+          <w:sz w:val="19"/>
+        </w:rPr>
+        <w:t xml:space="preserve">  │</w:t>
+      </w:r>
+    </w:p>
+    <w:p>
+      <w:r>
+        <w:rPr>
+          <w:rFonts w:ascii="Consolas" w:hAnsi="Consolas"/>
+          <w:sz w:val="19"/>
+        </w:rPr>
+        <w:t xml:space="preserve">  ├── https://chrispa-storefront.netlify.app  ──▶  Netlify: apps/storefront (Next.js build, managed TLS)</w:t>
+      </w:r>
+    </w:p>
+    <w:p>
+      <w:r>
+        <w:rPr>
+          <w:rFonts w:ascii="Consolas" w:hAnsi="Consolas"/>
+          <w:sz w:val="19"/>
+        </w:rPr>
+        <w:t xml:space="preserve">  ├── https://chrispa.netlify.app              ──▶  Netlify: apps/admin (Next.js build, managed TLS)</w:t>
+      </w:r>
+    </w:p>
+    <w:p>
+      <w:r>
+        <w:rPr>
+          <w:rFonts w:ascii="Consolas" w:hAnsi="Consolas"/>
+          <w:sz w:val="19"/>
+        </w:rPr>
+        <w:t xml:space="preserve">  │</w:t>
+      </w:r>
+    </w:p>
+    <w:p>
+      <w:r>
+        <w:rPr>
+          <w:rFonts w:ascii="Consolas" w:hAnsi="Consolas"/>
+          <w:sz w:val="19"/>
+        </w:rPr>
+        <w:t xml:space="preserve">  │   both call, from the browser, via authedFetch()</w:t>
+      </w:r>
+    </w:p>
+    <w:p>
+      <w:r>
+        <w:rPr>
+          <w:rFonts w:ascii="Consolas" w:hAnsi="Consolas"/>
+          <w:sz w:val="19"/>
+        </w:rPr>
+        <w:t xml:space="preserve">  ▼</w:t>
+      </w:r>
+    </w:p>
+    <w:p>
+      <w:r>
+        <w:rPr>
+          <w:rFonts w:ascii="Consolas" w:hAnsi="Consolas"/>
+          <w:sz w:val="19"/>
+        </w:rPr>
+        <w:t>https://chrispa-api.onrender.com/api/v1  ──▶  Render: apps/api (Node buildpack, managed TLS)</w:t>
+      </w:r>
+    </w:p>
+    <w:p>
+      <w:r>
+        <w:rPr>
+          <w:rFonts w:ascii="Consolas" w:hAnsi="Consolas"/>
+          <w:sz w:val="19"/>
+        </w:rPr>
+        <w:t xml:space="preserve">  │</w:t>
+      </w:r>
+    </w:p>
+    <w:p>
+      <w:r>
+        <w:rPr>
+          <w:rFonts w:ascii="Consolas" w:hAnsi="Consolas"/>
+          <w:sz w:val="19"/>
+        </w:rPr>
+        <w:t xml:space="preserve">  ├──▶ Render Postgres "chrispa-postgres" (free plan — expires 90 days after creation unless upgraded)</w:t>
+      </w:r>
+    </w:p>
+    <w:p>
+      <w:r>
+        <w:rPr>
+          <w:rFonts w:ascii="Consolas" w:hAnsi="Consolas"/>
+          <w:sz w:val="19"/>
+        </w:rPr>
+        <w:t xml:space="preserve">  ├──▶ Render Key Value "chrispa-redis"   (free plan, provisioned, not yet load-bearing — see below)</w:t>
+      </w:r>
+    </w:p>
+    <w:p>
+      <w:r>
+        <w:rPr>
+          <w:rFonts w:ascii="Consolas" w:hAnsi="Consolas"/>
+          <w:sz w:val="19"/>
+        </w:rPr>
+        <w:t xml:space="preserve">  └──▶ apps/api/uploads/  (local disk on the Render instance — does not survive a redeploy; still the same</w:t>
+      </w:r>
+    </w:p>
+    <w:p>
+      <w:r>
+        <w:rPr>
+          <w:rFonts w:ascii="Consolas" w:hAnsi="Consolas"/>
+          <w:sz w:val="19"/>
+        </w:rPr>
+        <w:t xml:space="preserve">                            gap noted in the local-dev section, now with a real consequence)</w:t>
+      </w:r>
+    </w:p>
+    <w:p>
+      <w:r>
+        <w:t xml:space="preserve">Full env var and build/start-command detail lives in </w:t>
+      </w:r>
+      <w:hyperlink r:id="rId13">
+        <w:r>
+          <w:rPr>
+            <w:color w:val="0563C1"/>
+            <w:u w:val="single"/>
+          </w:rPr>
+          <w:t xml:space="preserve">`11-deployment-and-configuration-management.md`</w:t>
+        </w:r>
+      </w:hyperlink>
+      <w:r>
+        <w:t xml:space="preserve"> — this section is the topology, that one is the configuration. Notably: </w:t>
+      </w:r>
+      <w:r>
+        <w:rPr>
+          <w:b/>
+        </w:rPr>
+        <w:t>HTTPS/managed-cert (template §3's Traefik/Certbot line) is satisfied entirely by Render's and Netlify's built-in TLS</w:t>
+      </w:r>
+      <w:r>
+        <w:t xml:space="preserve">, with zero self-hosted reverse-proxy work — see </w:t>
+      </w:r>
+      <w:hyperlink r:id="rId14">
+        <w:r>
+          <w:rPr>
+            <w:color w:val="0563C1"/>
+            <w:u w:val="single"/>
+          </w:rPr>
+          <w:t xml:space="preserve">`17-infrastructure-platform-roadmap.md`</w:t>
+        </w:r>
+      </w:hyperlink>
+      <w:r>
+        <w:t xml:space="preserve"> §17.3 for why that trigger fired and was satisfied this way rather than by standing up Traefik.</w:t>
+      </w:r>
+    </w:p>
+    <w:p>
+      <w:r>
+        <w:t>*</w:t>
+      </w:r>
+      <w:r>
+        <w:rPr>
+          <w:i/>
+        </w:rPr>
+        <w:t xml:space="preserve">What production does </w:t>
+      </w:r>
+      <w:r>
+        <w:t>not</w:t>
+      </w:r>
+      <w:r>
+        <w:rPr>
+          <w:i/>
+        </w:rPr>
+        <w:t xml:space="preserve"> yet have</w:t>
+      </w:r>
+      <w:r>
+        <w:rPr>
+          <w:i/>
+        </w:rPr>
+        <w:t xml:space="preserve">, relative to the local topology above: no staging environment, no CI gate before deploy (see </w:t>
+      </w:r>
+      <w:hyperlink r:id="rId15">
+        <w:r>
+          <w:rPr>
+            <w:color w:val="0563C1"/>
+            <w:u w:val="single"/>
+          </w:rPr>
+          <w:t xml:space="preserve">`08-source-code-management-and-cicd.md`</w:t>
+        </w:r>
+      </w:hyperlink>
+      <w:r>
+        <w:rPr>
+          <w:i/>
+        </w:rPr>
+        <w:t xml:space="preserve">), no object storage for uploads (still local disk, now on an ephemeral platform instance instead of a developer's machine), and — the most user-visible gap — </w:t>
+      </w:r>
+      <w:r>
+        <w:rPr>
+          <w:i/>
+        </w:rPr>
+        <w:t>no working outbound email/SMS</w:t>
+      </w:r>
+      <w:r>
+        <w:t xml:space="preserve">*, so registration OTP codes are generated but never delivered (see </w:t>
+      </w:r>
+      <w:hyperlink r:id="rId16">
+        <w:r>
+          <w:rPr>
+            <w:color w:val="0563C1"/>
+            <w:u w:val="single"/>
+          </w:rPr>
+          <w:t xml:space="preserve">`07-authentication-and-authorization.md`</w:t>
+        </w:r>
+      </w:hyperlink>
+      <w:r>
+        <w:t>).</w:t>
+      </w:r>
+    </w:p>
+    <w:p>
+      <w:pPr>
+        <w:pStyle w:val="Heading2"/>
+      </w:pPr>
+      <w:r>
+        <w:t>Target architecture (further out — not built)</w:t>
+      </w:r>
+    </w:p>
+    <w:p>
+      <w:r>
+        <w:t>Beyond the managed-platform setup above, a fuller self-hosted-style target (only worth it past a scale where managed-platform pricing or control limitations start to bind) would look like:</w:t>
       </w:r>
     </w:p>
     <w:p>
@@ -1028,7 +1272,7 @@
       <w:r>
         <w:t xml:space="preserve">This target does not require Ansible, WireGuard, LXC, or the template's collaboration tools (iRedMail, Zulip, Nextcloud) at ChrisPa's current scale — see </w:t>
       </w:r>
-      <w:hyperlink r:id="rId13">
+      <w:hyperlink r:id="rId14">
         <w:r>
           <w:rPr>
             <w:color w:val="0563C1"/>

--- a/docs/02-system-architecture.docx
+++ b/docs/02-system-architecture.docx
@@ -520,7 +520,27 @@
         <w:t>CheckoutService</w:t>
       </w:r>
       <w:r>
-        <w:t xml:space="preserve"> validates the cart, checks per-warehouse stock (FIFO across batches), computes pricing (delivery fee + optional coupon), and — inside a single Prisma </w:t>
+        <w:t xml:space="preserve"> validates the cart, checks per-warehouse stock (FIFO across batches), computes pricing (delivery fee — looked up from the matching admin-managed </w:t>
+      </w:r>
+      <w:r>
+        <w:rPr>
+          <w:rFonts w:ascii="Consolas" w:hAnsi="Consolas"/>
+          <w:sz w:val="20"/>
+        </w:rPr>
+        <w:t>ShippingZone</w:t>
+      </w:r>
+      <w:r>
+        <w:t xml:space="preserve"> by destination city + delivery method, added this session, see </w:t>
+      </w:r>
+      <w:r>
+        <w:rPr>
+          <w:rFonts w:ascii="Consolas" w:hAnsi="Consolas"/>
+          <w:sz w:val="20"/>
+        </w:rPr>
+        <w:t>ShippingZonesService</w:t>
+      </w:r>
+      <w:r>
+        <w:t xml:space="preserve"> — + optional coupon), and — inside a single Prisma </w:t>
       </w:r>
       <w:r>
         <w:rPr>
